--- a/Documentations/IR_H2S.docx
+++ b/Documentations/IR_H2S.docx
@@ -299,11 +299,28 @@
       </w:pPr>
     </w:p>
     <w:p>
-      <w:r>
-        <w:rPr>
-          <w:b/>
-          <w:bCs/>
-        </w:rPr>
+      <w:pPr>
+        <w:rPr>
+          <w:b/>
+          <w:bCs/>
+        </w:rPr>
+      </w:pPr>
+    </w:p>
+    <w:p>
+      <w:pPr>
+        <w:rPr>
+          <w:b/>
+          <w:bCs/>
+        </w:rPr>
+      </w:pPr>
+    </w:p>
+    <w:p>
+      <w:r>
+        <w:rPr>
+          <w:b/>
+          <w:bCs/>
+        </w:rPr>
+        <w:lastRenderedPageBreak/>
         <w:t>Ranking Methodology</w:t>
       </w:r>
     </w:p>
@@ -313,7 +330,6 @@
           <w:b/>
           <w:bCs/>
         </w:rPr>
-        <w:lastRenderedPageBreak/>
         <w:t>How does your system retrieve, score, and rank candidates?</w:t>
       </w:r>
       <w:r>
@@ -500,6 +516,7 @@
           <w:b/>
           <w:bCs/>
         </w:rPr>
+        <w:lastRenderedPageBreak/>
         <w:t>Explainability &amp; Data Validation</w:t>
       </w:r>
     </w:p>
@@ -509,7 +526,6 @@
           <w:b/>
           <w:bCs/>
         </w:rPr>
-        <w:lastRenderedPageBreak/>
         <w:t>How are ranking decisions explained?</w:t>
       </w:r>
       <w:r>
@@ -680,6 +696,7 @@
           <w:b/>
           <w:bCs/>
         </w:rPr>
+        <w:lastRenderedPageBreak/>
         <w:t>End-to-End Workflow</w:t>
       </w:r>
     </w:p>
@@ -689,7 +706,6 @@
           <w:b/>
           <w:bCs/>
         </w:rPr>
-        <w:lastRenderedPageBreak/>
         <w:t>What is the complete workflow from JD input to ranked candidate output?</w:t>
       </w:r>
       <w:r>
@@ -886,12 +902,12 @@
           <w:b/>
           <w:bCs/>
         </w:rPr>
+        <w:lastRenderedPageBreak/>
         <w:t>System Architecture</w:t>
       </w:r>
     </w:p>
     <w:p>
       <w:r>
-        <w:lastRenderedPageBreak/>
         <w:t>The Talent OS platform is built on a highly modular, decoupled architecture that separates data ingestion, machine learning, and frontend presentation to ensure maximum scalability and performance. The system is divided into four distinct layers:</w:t>
       </w:r>
     </w:p>
@@ -1149,6 +1165,9 @@
     <w:p/>
     <w:p>
       <w:r>
+        <w:rPr>
+          <w:noProof/>
+        </w:rPr>
         <w:lastRenderedPageBreak/>
         <w:drawing>
           <wp:inline distT="0" distB="0" distL="0" distR="0" wp14:anchorId="4AC165D1" wp14:editId="7AD8E815">
@@ -4131,6 +4150,7 @@
   <w:style w:type="character" w:default="1" w:styleId="DefaultParagraphFont">
     <w:name w:val="Default Paragraph Font"/>
     <w:uiPriority w:val="1"/>
+    <w:semiHidden/>
     <w:unhideWhenUsed/>
   </w:style>
   <w:style w:type="table" w:default="1" w:styleId="TableNormal">
